--- a/assets/Alexander_Terentyev_CV.docx
+++ b/assets/Alexander_Terentyev_CV.docx
@@ -1,6 +1,6 @@
 
 <file path=word/document.xml><?xml version="1.0" encoding="utf-8"?>
-<w:document xmlns:wpc="http://schemas.microsoft.com/office/word/2010/wordprocessingCanvas" xmlns:cx="http://schemas.microsoft.com/office/drawing/2014/chartex" xmlns:cx1="http://schemas.microsoft.com/office/drawing/2015/9/8/chartex" xmlns:cx2="http://schemas.microsoft.com/office/drawing/2015/10/21/chartex" xmlns:cx3="http://schemas.microsoft.com/office/drawing/2016/5/9/chartex" xmlns:cx4="http://schemas.microsoft.com/office/drawing/2016/5/10/chartex" xmlns:cx5="http://schemas.microsoft.com/office/drawing/2016/5/11/chartex" xmlns:cx6="http://schemas.microsoft.com/office/drawing/2016/5/12/chartex" xmlns:cx7="http://schemas.microsoft.com/office/drawing/2016/5/13/chartex" xmlns:cx8="http://schemas.microsoft.com/office/drawing/2016/5/14/chartex" xmlns:mc="http://schemas.openxmlformats.org/markup-compatibility/2006" xmlns:aink="http://schemas.microsoft.com/office/drawing/2016/ink" xmlns:am3d="http://schemas.microsoft.com/office/drawing/2017/model3d" xmlns:o="urn:schemas-microsoft-com:office:office" xmlns:r="http://schemas.openxmlformats.org/officeDocument/2006/relationships" xmlns:m="http://schemas.openxmlformats.org/officeDocument/2006/math" xmlns:v="urn:schemas-microsoft-com:vml" xmlns:wp14="http://schemas.microsoft.com/office/word/2010/wordprocessingDrawing" xmlns:wp="http://schemas.openxmlformats.org/drawingml/2006/wordprocessingDrawing" xmlns:w10="urn:schemas-microsoft-com:office:word" xmlns:w="http://schemas.openxmlformats.org/wordprocessingml/2006/main" xmlns:w14="http://schemas.microsoft.com/office/word/2010/wordml" xmlns:w15="http://schemas.microsoft.com/office/word/2012/wordml" xmlns:w16cex="http://schemas.microsoft.com/office/word/2018/wordml/cex" xmlns:w16cid="http://schemas.microsoft.com/office/word/2016/wordml/cid" xmlns:w16="http://schemas.microsoft.com/office/word/2018/wordml" xmlns:w16sdtdh="http://schemas.microsoft.com/office/word/2020/wordml/sdtdatahash" xmlns:w16se="http://schemas.microsoft.com/office/word/2015/wordml/symex" xmlns:wpg="http://schemas.microsoft.com/office/word/2010/wordprocessingGroup" xmlns:wpi="http://schemas.microsoft.com/office/word/2010/wordprocessingInk" xmlns:wne="http://schemas.microsoft.com/office/word/2006/wordml" xmlns:wps="http://schemas.microsoft.com/office/word/2010/wordprocessingShape" mc:Ignorable="w14 w15 w16se w16cid w16 w16cex w16sdtdh wp14">
+<w:document xmlns:wpc="http://schemas.microsoft.com/office/word/2010/wordprocessingCanvas" xmlns:cx="http://schemas.microsoft.com/office/drawing/2014/chartex" xmlns:cx1="http://schemas.microsoft.com/office/drawing/2015/9/8/chartex" xmlns:cx2="http://schemas.microsoft.com/office/drawing/2015/10/21/chartex" xmlns:cx3="http://schemas.microsoft.com/office/drawing/2016/5/9/chartex" xmlns:cx4="http://schemas.microsoft.com/office/drawing/2016/5/10/chartex" xmlns:cx5="http://schemas.microsoft.com/office/drawing/2016/5/11/chartex" xmlns:cx6="http://schemas.microsoft.com/office/drawing/2016/5/12/chartex" xmlns:cx7="http://schemas.microsoft.com/office/drawing/2016/5/13/chartex" xmlns:cx8="http://schemas.microsoft.com/office/drawing/2016/5/14/chartex" xmlns:mc="http://schemas.openxmlformats.org/markup-compatibility/2006" xmlns:aink="http://schemas.microsoft.com/office/drawing/2016/ink" xmlns:am3d="http://schemas.microsoft.com/office/drawing/2017/model3d" xmlns:o="urn:schemas-microsoft-com:office:office" xmlns:oel="http://schemas.microsoft.com/office/2019/extlst" xmlns:r="http://schemas.openxmlformats.org/officeDocument/2006/relationships" xmlns:m="http://schemas.openxmlformats.org/officeDocument/2006/math" xmlns:v="urn:schemas-microsoft-com:vml" xmlns:wp14="http://schemas.microsoft.com/office/word/2010/wordprocessingDrawing" xmlns:wp="http://schemas.openxmlformats.org/drawingml/2006/wordprocessingDrawing" xmlns:w10="urn:schemas-microsoft-com:office:word" xmlns:w="http://schemas.openxmlformats.org/wordprocessingml/2006/main" xmlns:w14="http://schemas.microsoft.com/office/word/2010/wordml" xmlns:w15="http://schemas.microsoft.com/office/word/2012/wordml" xmlns:w16cex="http://schemas.microsoft.com/office/word/2018/wordml/cex" xmlns:w16cid="http://schemas.microsoft.com/office/word/2016/wordml/cid" xmlns:w16="http://schemas.microsoft.com/office/word/2018/wordml" xmlns:w16du="http://schemas.microsoft.com/office/word/2023/wordml/word16du" xmlns:w16sdtdh="http://schemas.microsoft.com/office/word/2020/wordml/sdtdatahash" xmlns:w16sdtfl="http://schemas.microsoft.com/office/word/2024/wordml/sdtformatlock" xmlns:w16se="http://schemas.microsoft.com/office/word/2015/wordml/symex" xmlns:wpg="http://schemas.microsoft.com/office/word/2010/wordprocessingGroup" xmlns:wpi="http://schemas.microsoft.com/office/word/2010/wordprocessingInk" xmlns:wne="http://schemas.microsoft.com/office/word/2006/wordml" xmlns:wps="http://schemas.microsoft.com/office/word/2010/wordprocessingShape" mc:Ignorable="w14 w15 w16se w16cid w16 w16cex w16sdtdh w16sdtfl w16du wp14">
   <w:body>
     <w:p>
       <w:pPr>
@@ -206,8 +206,19 @@
             <w:sz w:val="21"/>
             <w:szCs w:val="21"/>
           </w:rPr>
-          <w:t>linkedin.com/in/alexanderterentyev</w:t>
+          <w:t>linkedin.com/in/</w:t>
         </w:r>
+        <w:proofErr w:type="spellStart"/>
+        <w:r>
+          <w:rPr>
+            <w:rStyle w:val="Hyperlink"/>
+            <w:rFonts w:ascii="Times New Roman" w:hAnsi="Times New Roman" w:cs="Times New Roman"/>
+            <w:sz w:val="21"/>
+            <w:szCs w:val="21"/>
+          </w:rPr>
+          <w:t>alexanderterentyev</w:t>
+        </w:r>
+        <w:proofErr w:type="spellEnd"/>
       </w:hyperlink>
     </w:p>
     <w:p>
@@ -317,8 +328,16 @@
         <w:rPr>
           <w:rStyle w:val="Strong"/>
         </w:rPr>
-        <w:t>Tron BattleTanks</w:t>
-      </w:r>
+        <w:t xml:space="preserve">Tron </w:t>
+      </w:r>
+      <w:proofErr w:type="spellStart"/>
+      <w:r>
+        <w:rPr>
+          <w:rStyle w:val="Strong"/>
+        </w:rPr>
+        <w:t>BattleTanks</w:t>
+      </w:r>
+      <w:proofErr w:type="spellEnd"/>
       <w:r>
         <w:t>,</w:t>
       </w:r>
@@ -333,8 +352,30 @@
           <w:rPr>
             <w:rStyle w:val="Hyperlink"/>
           </w:rPr>
-          <w:t>github.com/BeHaVeZ/FMLEngine-Tron_BattleTanks</w:t>
+          <w:t>github.com/</w:t>
         </w:r>
+        <w:proofErr w:type="spellStart"/>
+        <w:r>
+          <w:rPr>
+            <w:rStyle w:val="Hyperlink"/>
+          </w:rPr>
+          <w:t>BeHaVeZ</w:t>
+        </w:r>
+        <w:proofErr w:type="spellEnd"/>
+        <w:r>
+          <w:rPr>
+            <w:rStyle w:val="Hyperlink"/>
+          </w:rPr>
+          <w:t>/</w:t>
+        </w:r>
+        <w:proofErr w:type="spellStart"/>
+        <w:r>
+          <w:rPr>
+            <w:rStyle w:val="Hyperlink"/>
+          </w:rPr>
+          <w:t>FMLEngine-Tron_BattleTanks</w:t>
+        </w:r>
+        <w:proofErr w:type="spellEnd"/>
       </w:hyperlink>
       <w:r>
         <w:t>)</w:t>
@@ -394,7 +435,15 @@
         </w:rPr>
       </w:pPr>
       <w:r>
-        <w:t>Implemented scene/state management (menu, gameplay, highscores) with clean transitions and lifecycle handling.</w:t>
+        <w:t xml:space="preserve">Implemented scene/state management (menu, gameplay, </w:t>
+      </w:r>
+      <w:proofErr w:type="spellStart"/>
+      <w:r>
+        <w:t>highscores</w:t>
+      </w:r>
+      <w:proofErr w:type="spellEnd"/>
+      <w:r>
+        <w:t>) with clean transitions and lifecycle handling.</w:t>
       </w:r>
     </w:p>
     <w:p>
@@ -430,7 +479,15 @@
         </w:rPr>
       </w:pPr>
       <w:r>
-        <w:t>Implemented enemy tank movement using raycasts for wall detection and validated turns using corner probes.</w:t>
+        <w:t xml:space="preserve">Implemented enemy tank movement using </w:t>
+      </w:r>
+      <w:proofErr w:type="spellStart"/>
+      <w:r>
+        <w:t>raycasts</w:t>
+      </w:r>
+      <w:proofErr w:type="spellEnd"/>
+      <w:r>
+        <w:t xml:space="preserve"> for wall detection and validated turns using corner probes.</w:t>
       </w:r>
     </w:p>
     <w:p>
@@ -448,7 +505,15 @@
         </w:rPr>
       </w:pPr>
       <w:r>
-        <w:t>Implemented highscore persistence (file IO) and a name-entry flow for score submission.</w:t>
+        <w:t xml:space="preserve">Implemented </w:t>
+      </w:r>
+      <w:proofErr w:type="spellStart"/>
+      <w:r>
+        <w:t>highscore</w:t>
+      </w:r>
+      <w:proofErr w:type="spellEnd"/>
+      <w:r>
+        <w:t xml:space="preserve"> persistence (file IO) and a name-entry flow for score submission.</w:t>
       </w:r>
     </w:p>
     <w:p>
@@ -468,18 +533,31 @@
       </w:pPr>
       <w:r>
         <w:rPr>
-          <w:rStyle w:val="Strong"/>
-        </w:rPr>
-        <w:t>Space Combat Arena (Dynamic Difficulty Adjustment)</w:t>
-      </w:r>
-      <w:r>
-        <w:t xml:space="preserve"> </w:t>
-      </w:r>
-      <w:r>
-        <w:t>|</w:t>
-      </w:r>
-      <w:r>
-        <w:t xml:space="preserve"> Unity / C#</w:t>
+          <w:b/>
+          <w:bCs/>
+        </w:rPr>
+        <w:t>Color a Cube | Unity / C#</w:t>
+      </w:r>
+      <w:r>
+        <w:rPr>
+          <w:b/>
+          <w:bCs/>
+        </w:rPr>
+        <w:t xml:space="preserve"> </w:t>
+      </w:r>
+      <w:r>
+        <w:t>(</w:t>
+      </w:r>
+      <w:hyperlink r:id="rId12" w:history="1">
+        <w:r>
+          <w:rPr>
+            <w:rStyle w:val="Hyperlink"/>
+          </w:rPr>
+          <w:t>https://store.steampowered.com/app/3366710/ColorACube/</w:t>
+        </w:r>
+      </w:hyperlink>
+      <w:r>
+        <w:t>)</w:t>
       </w:r>
     </w:p>
     <w:p>
@@ -498,7 +576,7 @@
         <w:spacing w:after="0" w:line="240" w:lineRule="auto"/>
       </w:pPr>
       <w:r>
-        <w:t>Research-driven combat prototype exploring real-time difficulty adaptation using player performance metrics to adjust challenge during play.</w:t>
+        <w:t>Shipped VR title developed in a professional production environment, with contributions across release support, platform work, reusable systems, debugging tools, and gameplay features.</w:t>
       </w:r>
     </w:p>
     <w:p>
@@ -536,7 +614,33 @@
         </w:rPr>
       </w:pPr>
       <w:r>
-        <w:t>Implemented a DDA system that tracks player performance signals (e.g., survival time, damage dealt/taken, accuracy, kill rate) and updates difficulty parameters at runtime.</w:t>
+        <w:t xml:space="preserve">Contributed to the release of </w:t>
+      </w:r>
+      <w:r>
+        <w:t>Color</w:t>
+      </w:r>
+      <w:r>
+        <w:rPr>
+          <w:b/>
+          <w:bCs/>
+        </w:rPr>
+        <w:t xml:space="preserve"> </w:t>
+      </w:r>
+      <w:r>
+        <w:t>a</w:t>
+      </w:r>
+      <w:r>
+        <w:rPr>
+          <w:b/>
+          <w:bCs/>
+        </w:rPr>
+        <w:t xml:space="preserve"> </w:t>
+      </w:r>
+      <w:r>
+        <w:t>Cube</w:t>
+      </w:r>
+      <w:r>
+        <w:t>, supporting development, testing, debugging, and platform-specific improvements.</w:t>
       </w:r>
     </w:p>
     <w:p>
@@ -554,7 +658,58 @@
         </w:rPr>
       </w:pPr>
       <w:r>
-        <w:t>Designed an adaptation layer to modify encounter pressure (enemy spawn rate, aggression, health/damage tuning, resource drops) while keeping gameplay readable and fair.</w:t>
+        <w:t xml:space="preserve">Built a reusable </w:t>
+      </w:r>
+      <w:r>
+        <w:t>a</w:t>
+      </w:r>
+      <w:r>
+        <w:t xml:space="preserve">chievement </w:t>
+      </w:r>
+      <w:r>
+        <w:t>s</w:t>
+      </w:r>
+      <w:r>
+        <w:t>ystem</w:t>
+      </w:r>
+      <w:r>
+        <w:t xml:space="preserve"> supporting multiple projects and platforms, including </w:t>
+      </w:r>
+      <w:r>
+        <w:t>Steam</w:t>
+      </w:r>
+      <w:r>
+        <w:rPr>
+          <w:b/>
+          <w:bCs/>
+        </w:rPr>
+        <w:t xml:space="preserve">, </w:t>
+      </w:r>
+      <w:r>
+        <w:t>Meta</w:t>
+      </w:r>
+      <w:r>
+        <w:rPr>
+          <w:b/>
+          <w:bCs/>
+        </w:rPr>
+        <w:t xml:space="preserve"> </w:t>
+      </w:r>
+      <w:r>
+        <w:t>and</w:t>
+      </w:r>
+      <w:r>
+        <w:rPr>
+          <w:b/>
+          <w:bCs/>
+        </w:rPr>
+        <w:t xml:space="preserve"> </w:t>
+      </w:r>
+      <w:r>
+        <w:t>Pico</w:t>
+      </w:r>
+      <w:r>
+        <w:t>.</w:t>
       </w:r>
     </w:p>
     <w:p>
@@ -572,7 +727,20 @@
         </w:rPr>
       </w:pPr>
       <w:r>
-        <w:t>Built telemetry and debugging tools (in-editor displays/logging) to visualize performance metrics and difficulty changes for tuning and evaluation.</w:t>
+        <w:t>Implemented gameplay features such as painting with a brush, painting with hand-tracking, replay-feature to rewatch how the model was painted.</w:t>
+      </w:r>
+    </w:p>
+    <w:p>
+      <w:pPr>
+        <w:pStyle w:val="ListParagraph"/>
+        <w:numPr>
+          <w:ilvl w:val="0"/>
+          <w:numId w:val="1"/>
+        </w:numPr>
+        <w:spacing w:after="0" w:line="240" w:lineRule="auto"/>
+      </w:pPr>
+      <w:r>
+        <w:t>Worked with Sentry to track, analyze, and help resolve crashes and technical issues in production.</w:t>
       </w:r>
     </w:p>
     <w:p>
@@ -609,7 +777,7 @@
       <w:pPr>
         <w:spacing w:after="0" w:line="240" w:lineRule="auto"/>
       </w:pPr>
-      <w:hyperlink r:id="rId12" w:history="1">
+      <w:hyperlink r:id="rId13" w:history="1">
         <w:r>
           <w:rPr>
             <w:rStyle w:val="Hyperlink"/>
@@ -620,7 +788,7 @@
       <w:r>
         <w:t xml:space="preserve"> | </w:t>
       </w:r>
-      <w:hyperlink r:id="rId13" w:history="1">
+      <w:hyperlink r:id="rId14" w:history="1">
         <w:r>
           <w:rPr>
             <w:rStyle w:val="Hyperlink"/>
@@ -787,28 +955,27 @@
         <w:rPr>
           <w:rStyle w:val="Strong"/>
         </w:rPr>
-        <w:t>Software Developer Intern</w:t>
-      </w:r>
-      <w:r>
-        <w:t>,</w:t>
-      </w:r>
-      <w:r>
-        <w:t xml:space="preserve"> AlterEyes, </w:t>
-      </w:r>
-      <w:r>
-        <w:t>Hasselt</w:t>
-      </w:r>
-      <w:r>
-        <w:t>, Belgium | Sep 202</w:t>
-      </w:r>
-      <w:r>
-        <w:t>5</w:t>
-      </w:r>
-      <w:r>
-        <w:t xml:space="preserve"> – Jan 202</w:t>
-      </w:r>
-      <w:r>
-        <w:t>6</w:t>
+        <w:t xml:space="preserve">Software </w:t>
+      </w:r>
+      <w:r>
+        <w:rPr>
+          <w:rStyle w:val="Strong"/>
+        </w:rPr>
+        <w:t>Engineer</w:t>
+      </w:r>
+      <w:r>
+        <w:t xml:space="preserve">, </w:t>
+      </w:r>
+      <w:proofErr w:type="spellStart"/>
+      <w:r>
+        <w:t>AlterEyes</w:t>
+      </w:r>
+      <w:proofErr w:type="spellEnd"/>
+      <w:r>
+        <w:t xml:space="preserve">, Hasselt, Belgium | Sep 2025 – </w:t>
+      </w:r>
+      <w:r>
+        <w:t>Present</w:t>
       </w:r>
     </w:p>
     <w:p>
@@ -827,13 +994,25 @@
         <w:spacing w:after="0" w:line="240" w:lineRule="auto"/>
       </w:pPr>
       <w:r>
-        <w:t>Contributed to internal/product features in a production codebase, collaborating with the team to ship improvements iteratively</w:t>
-      </w:r>
-      <w:r>
-        <w:t xml:space="preserve"> with strict deadlines</w:t>
-      </w:r>
-      <w:r>
-        <w:t>.</w:t>
+        <w:t xml:space="preserve">Worked on production features and platform support for shipped VR products, contributing to the release of </w:t>
+      </w:r>
+      <w:r>
+        <w:t>Color a Cube</w:t>
+      </w:r>
+      <w:r>
+        <w:t xml:space="preserve"> and helping deliver </w:t>
+      </w:r>
+      <w:r>
+        <w:t xml:space="preserve">an </w:t>
+      </w:r>
+      <w:r>
+        <w:t xml:space="preserve">end-to-end </w:t>
+      </w:r>
+      <w:r>
+        <w:t xml:space="preserve">project </w:t>
+      </w:r>
+      <w:r>
+        <w:t>for the Pico platform.</w:t>
       </w:r>
     </w:p>
     <w:p>
@@ -863,61 +1042,9 @@
           <w:ilvl w:val="0"/>
           <w:numId w:val="1"/>
         </w:numPr>
-        <w:spacing w:after="0" w:line="240" w:lineRule="auto"/>
-        <w:rPr>
-          <w:rFonts w:ascii="Calibri" w:hAnsi="Calibri" w:cs="Calibri"/>
-          <w:b/>
-          <w:szCs w:val="28"/>
-        </w:rPr>
-      </w:pPr>
-      <w:r>
-        <w:t xml:space="preserve">Collaborated </w:t>
-      </w:r>
-      <w:r>
-        <w:t>through</w:t>
-      </w:r>
-      <w:r>
-        <w:t xml:space="preserve"> </w:t>
-      </w:r>
-      <w:r>
-        <w:rPr>
-          <w:rStyle w:val="Strong"/>
-          <w:b w:val="0"/>
-          <w:bCs w:val="0"/>
-        </w:rPr>
-        <w:t>Gitea</w:t>
-      </w:r>
-      <w:r>
-        <w:rPr>
-          <w:rStyle w:val="Strong"/>
-        </w:rPr>
-        <w:t xml:space="preserve"> </w:t>
-      </w:r>
-      <w:r>
-        <w:t>with structured branching and code reviews; communicated progress and tradeoffs using</w:t>
-      </w:r>
-      <w:r>
-        <w:rPr>
-          <w:rStyle w:val="Strong"/>
-        </w:rPr>
-        <w:t xml:space="preserve"> </w:t>
-      </w:r>
-      <w:r>
-        <w:rPr>
-          <w:rStyle w:val="Strong"/>
-          <w:b w:val="0"/>
-          <w:bCs w:val="0"/>
-        </w:rPr>
-        <w:t>YouTrack</w:t>
-      </w:r>
-      <w:r>
-        <w:t xml:space="preserve"> </w:t>
-      </w:r>
-      <w:r>
-        <w:t xml:space="preserve">following the companies </w:t>
-      </w:r>
-      <w:r>
-        <w:t>workflow.</w:t>
+      </w:pPr>
+      <w:r>
+        <w:t>Contributed to the release of Color a Cube, supporting implementation, testing, debugging, and platform-specific improvements.</w:t>
       </w:r>
     </w:p>
     <w:p>
@@ -929,7 +1056,7 @@
         </w:numPr>
       </w:pPr>
       <w:r>
-        <w:t>Ported an existing project to platforms like the Steam Deck.</w:t>
+        <w:t>Supported the end-to-end Pico delivery, from development and integration to testing and release preparation.</w:t>
       </w:r>
     </w:p>
     <w:p>
@@ -941,7 +1068,7 @@
         </w:numPr>
       </w:pPr>
       <w:r>
-        <w:t>Created an Achievement System that works across multiple projects and platforms (PS5, Steam, Pico)</w:t>
+        <w:t>Improved the development workflow by extending and refining an existing cheat menu package, helping developers debug faster and iterate more efficiently.</w:t>
       </w:r>
     </w:p>
     <w:p>
@@ -951,9 +1078,87 @@
           <w:ilvl w:val="0"/>
           <w:numId w:val="1"/>
         </w:numPr>
-      </w:pPr>
-      <w:r>
-        <w:t>Supported development of new project ideas by rapid prototyping gameplay mechanics to see if it has potential.</w:t>
+        <w:spacing w:after="0" w:line="240" w:lineRule="auto"/>
+        <w:rPr>
+          <w:rFonts w:ascii="Calibri" w:hAnsi="Calibri" w:cs="Calibri"/>
+          <w:b/>
+          <w:szCs w:val="28"/>
+        </w:rPr>
+      </w:pPr>
+      <w:r>
+        <w:t>Worked on AI systems and gameplay behavior implementation.</w:t>
+      </w:r>
+    </w:p>
+    <w:p>
+      <w:pPr>
+        <w:spacing w:after="0" w:line="240" w:lineRule="auto"/>
+        <w:rPr>
+          <w:rFonts w:ascii="Calibri" w:hAnsi="Calibri" w:cs="Calibri"/>
+          <w:b/>
+          <w:sz w:val="24"/>
+          <w:szCs w:val="28"/>
+        </w:rPr>
+      </w:pPr>
+    </w:p>
+    <w:p>
+      <w:pPr>
+        <w:spacing w:after="0" w:line="240" w:lineRule="auto"/>
+      </w:pPr>
+      <w:r>
+        <w:rPr>
+          <w:rStyle w:val="Strong"/>
+        </w:rPr>
+        <w:t>Software Developer Intern</w:t>
+      </w:r>
+      <w:r>
+        <w:t xml:space="preserve">, </w:t>
+      </w:r>
+      <w:proofErr w:type="spellStart"/>
+      <w:r>
+        <w:t>AlterEyes</w:t>
+      </w:r>
+      <w:proofErr w:type="spellEnd"/>
+      <w:r>
+        <w:t>, Hasselt, Belgium | Sep 2025 – Jan 2026</w:t>
+      </w:r>
+    </w:p>
+    <w:p>
+      <w:pPr>
+        <w:spacing w:after="0" w:line="240" w:lineRule="auto"/>
+        <w:rPr>
+          <w:rFonts w:ascii="Calibri" w:hAnsi="Calibri" w:cs="Calibri"/>
+          <w:i/>
+          <w:sz w:val="12"/>
+          <w:szCs w:val="16"/>
+        </w:rPr>
+      </w:pPr>
+    </w:p>
+    <w:p>
+      <w:pPr>
+        <w:spacing w:after="0" w:line="240" w:lineRule="auto"/>
+      </w:pPr>
+      <w:r>
+        <w:t>Contributed to internal/product features in a production codebase, collaborating with the team to ship improvements iteratively with strict deadlines.</w:t>
+      </w:r>
+    </w:p>
+    <w:p>
+      <w:pPr>
+        <w:spacing w:after="0" w:line="240" w:lineRule="auto"/>
+        <w:rPr>
+          <w:rFonts w:ascii="Calibri" w:hAnsi="Calibri" w:cs="Calibri"/>
+          <w:i/>
+          <w:sz w:val="12"/>
+          <w:szCs w:val="24"/>
+        </w:rPr>
+      </w:pPr>
+      <w:r>
+        <w:rPr>
+          <w:rFonts w:ascii="Calibri" w:hAnsi="Calibri" w:cs="Calibri"/>
+          <w:i/>
+          <w:sz w:val="12"/>
+          <w:szCs w:val="24"/>
+        </w:rPr>
+        <w:t xml:space="preserve"> </w:t>
       </w:r>
     </w:p>
     <w:p>
@@ -971,235 +1176,61 @@
         </w:rPr>
       </w:pPr>
       <w:r>
-        <w:t>Created tools and systems in a way so that it would be easier for game designers to plug and play.</w:t>
-      </w:r>
-    </w:p>
-    <w:p>
-      <w:pPr>
-        <w:spacing w:after="0" w:line="240" w:lineRule="auto"/>
-        <w:rPr>
-          <w:rFonts w:ascii="Calibri" w:hAnsi="Calibri" w:cs="Calibri"/>
-          <w:b/>
-          <w:sz w:val="24"/>
-          <w:szCs w:val="28"/>
-        </w:rPr>
-      </w:pPr>
-    </w:p>
-    <w:p>
-      <w:pPr>
-        <w:spacing w:after="0" w:line="240" w:lineRule="auto"/>
-        <w:rPr>
-          <w:rFonts w:ascii="Calibri" w:hAnsi="Calibri" w:cs="Calibri"/>
-          <w:sz w:val="24"/>
-          <w:szCs w:val="28"/>
-        </w:rPr>
-      </w:pPr>
-      <w:r>
-        <w:rPr>
-          <w:rFonts w:ascii="Calibri" w:hAnsi="Calibri" w:cs="Calibri"/>
-          <w:b/>
-          <w:sz w:val="24"/>
-          <w:szCs w:val="28"/>
-        </w:rPr>
-        <w:t>Export Specialist</w:t>
-      </w:r>
-      <w:r>
-        <w:rPr>
-          <w:rFonts w:ascii="Calibri" w:hAnsi="Calibri" w:cs="Calibri"/>
-          <w:b/>
-          <w:sz w:val="24"/>
-          <w:szCs w:val="28"/>
-        </w:rPr>
-        <w:t>,</w:t>
-      </w:r>
-      <w:r>
-        <w:rPr>
-          <w:rFonts w:ascii="Calibri" w:hAnsi="Calibri" w:cs="Calibri"/>
-          <w:bCs/>
-          <w:sz w:val="24"/>
-          <w:szCs w:val="28"/>
-        </w:rPr>
-        <w:t xml:space="preserve"> JERA Logistics</w:t>
-      </w:r>
-      <w:r>
-        <w:rPr>
-          <w:rFonts w:ascii="Calibri" w:hAnsi="Calibri" w:cs="Calibri"/>
-          <w:bCs/>
-          <w:sz w:val="24"/>
-          <w:szCs w:val="28"/>
-        </w:rPr>
-        <w:t xml:space="preserve">, </w:t>
-      </w:r>
-      <w:r>
-        <w:rPr>
-          <w:rFonts w:ascii="Calibri" w:hAnsi="Calibri" w:cs="Calibri"/>
-          <w:bCs/>
-          <w:i/>
-          <w:iCs/>
-          <w:sz w:val="24"/>
-          <w:szCs w:val="28"/>
-        </w:rPr>
-        <w:t>Antwerp</w:t>
-      </w:r>
-      <w:r>
-        <w:rPr>
-          <w:rFonts w:ascii="Calibri" w:hAnsi="Calibri" w:cs="Calibri"/>
-          <w:bCs/>
-          <w:i/>
-          <w:iCs/>
-          <w:sz w:val="24"/>
-          <w:szCs w:val="28"/>
-        </w:rPr>
-        <w:t xml:space="preserve">, </w:t>
-      </w:r>
-      <w:r>
-        <w:rPr>
-          <w:rFonts w:ascii="Calibri" w:hAnsi="Calibri" w:cs="Calibri"/>
-          <w:bCs/>
-          <w:i/>
-          <w:iCs/>
-          <w:sz w:val="24"/>
-          <w:szCs w:val="28"/>
-        </w:rPr>
-        <w:t xml:space="preserve">Belgium </w:t>
-      </w:r>
-      <w:r>
-        <w:rPr>
-          <w:rFonts w:ascii="Calibri" w:hAnsi="Calibri" w:cs="Calibri"/>
-          <w:bCs/>
-          <w:sz w:val="24"/>
-          <w:szCs w:val="28"/>
-        </w:rPr>
-        <w:t xml:space="preserve">| </w:t>
-      </w:r>
-      <w:r>
-        <w:rPr>
-          <w:rFonts w:ascii="Calibri" w:hAnsi="Calibri" w:cs="Calibri"/>
-          <w:bCs/>
-          <w:sz w:val="24"/>
-          <w:szCs w:val="28"/>
-        </w:rPr>
-        <w:t>Jun 2021</w:t>
-      </w:r>
-      <w:r>
-        <w:rPr>
-          <w:rFonts w:ascii="Calibri" w:hAnsi="Calibri" w:cs="Calibri"/>
-          <w:sz w:val="24"/>
-          <w:szCs w:val="28"/>
-        </w:rPr>
-        <w:t xml:space="preserve"> -</w:t>
-      </w:r>
-      <w:r>
-        <w:rPr>
-          <w:rFonts w:ascii="Calibri" w:hAnsi="Calibri" w:cs="Calibri"/>
-          <w:sz w:val="24"/>
-          <w:szCs w:val="28"/>
-        </w:rPr>
-        <w:t xml:space="preserve"> Sep</w:t>
-      </w:r>
-      <w:r>
-        <w:rPr>
-          <w:rFonts w:ascii="Calibri" w:hAnsi="Calibri" w:cs="Calibri"/>
-          <w:sz w:val="24"/>
-          <w:szCs w:val="28"/>
-        </w:rPr>
-        <w:t xml:space="preserve"> </w:t>
-      </w:r>
-      <w:r>
-        <w:rPr>
-          <w:rFonts w:ascii="Calibri" w:hAnsi="Calibri" w:cs="Calibri"/>
-          <w:sz w:val="24"/>
-          <w:szCs w:val="28"/>
-        </w:rPr>
-        <w:t>2021</w:t>
-      </w:r>
-    </w:p>
-    <w:p>
-      <w:pPr>
-        <w:spacing w:after="0" w:line="240" w:lineRule="auto"/>
-        <w:rPr>
-          <w:rFonts w:ascii="Calibri" w:hAnsi="Calibri" w:cs="Calibri"/>
-          <w:i/>
-          <w:sz w:val="12"/>
-          <w:szCs w:val="16"/>
-        </w:rPr>
-      </w:pPr>
-    </w:p>
-    <w:p>
-      <w:r>
-        <w:t xml:space="preserve">Assisted customers by guiding them through the process of exporting goods to different locations in and out of the EU and providing the necessary documents </w:t>
-      </w:r>
-      <w:r>
-        <w:t>and steps for custom clearance</w:t>
-      </w:r>
-      <w:r>
-        <w:t>.</w:t>
-      </w:r>
-    </w:p>
-    <w:p>
-      <w:pPr>
-        <w:spacing w:after="0" w:line="240" w:lineRule="auto"/>
-      </w:pPr>
+        <w:t xml:space="preserve">Collaborated through </w:t>
+      </w:r>
+      <w:proofErr w:type="spellStart"/>
       <w:r>
         <w:rPr>
           <w:rStyle w:val="Strong"/>
-        </w:rPr>
-        <w:t>Logistics Coordinator</w:t>
-      </w:r>
-      <w:r>
-        <w:t xml:space="preserve">, Mediterranean shipping company (MSC), </w:t>
-      </w:r>
-      <w:r>
-        <w:t>Antwerp</w:t>
-      </w:r>
-      <w:r>
-        <w:t xml:space="preserve">, Belgium | </w:t>
-      </w:r>
-      <w:r>
-        <w:t>Jun</w:t>
-      </w:r>
-      <w:r>
-        <w:t xml:space="preserve"> 20</w:t>
-      </w:r>
-      <w:r>
-        <w:t>20</w:t>
-      </w:r>
-      <w:r>
-        <w:t xml:space="preserve"> – J</w:t>
-      </w:r>
-      <w:r>
-        <w:t>un</w:t>
-      </w:r>
-      <w:r>
-        <w:t xml:space="preserve"> 202</w:t>
-      </w:r>
-      <w:r>
-        <w:t>1</w:t>
-      </w:r>
-    </w:p>
-    <w:p>
-      <w:pPr>
-        <w:spacing w:after="0" w:line="240" w:lineRule="auto"/>
-        <w:rPr>
-          <w:rFonts w:ascii="Calibri" w:hAnsi="Calibri" w:cs="Calibri"/>
-          <w:i/>
-          <w:sz w:val="12"/>
-          <w:szCs w:val="16"/>
-        </w:rPr>
-      </w:pPr>
-    </w:p>
-    <w:p>
-      <w:r>
-        <w:t>Worked closely with different warehouses and transport companies in Antwerp to transport needed goods from those warehouses onto MSC Ships.</w:t>
-      </w:r>
-      <w:r>
-        <w:rPr>
-          <w:rFonts w:ascii="Calibri" w:hAnsi="Calibri" w:cs="Calibri"/>
-          <w:i/>
-          <w:sz w:val="12"/>
-          <w:szCs w:val="24"/>
-        </w:rPr>
-        <w:t xml:space="preserve"> </w:t>
+          <w:b w:val="0"/>
+          <w:bCs w:val="0"/>
+        </w:rPr>
+        <w:t>Gitea</w:t>
+      </w:r>
+      <w:proofErr w:type="spellEnd"/>
+      <w:r>
+        <w:rPr>
+          <w:rStyle w:val="Strong"/>
+        </w:rPr>
+        <w:t xml:space="preserve"> </w:t>
+      </w:r>
+      <w:r>
+        <w:t xml:space="preserve">with structured branching and code reviews; communicated progress and </w:t>
+      </w:r>
+      <w:proofErr w:type="spellStart"/>
+      <w:r>
+        <w:t>tradeoffs</w:t>
+      </w:r>
+      <w:proofErr w:type="spellEnd"/>
+      <w:r>
+        <w:t xml:space="preserve"> using</w:t>
+      </w:r>
+      <w:r>
+        <w:rPr>
+          <w:rStyle w:val="Strong"/>
+        </w:rPr>
+        <w:t xml:space="preserve"> </w:t>
+      </w:r>
+      <w:proofErr w:type="spellStart"/>
+      <w:r>
+        <w:rPr>
+          <w:rStyle w:val="Strong"/>
+          <w:b w:val="0"/>
+          <w:bCs w:val="0"/>
+        </w:rPr>
+        <w:t>YouTrack</w:t>
+      </w:r>
+      <w:proofErr w:type="spellEnd"/>
+      <w:r>
+        <w:t xml:space="preserve"> following the </w:t>
+      </w:r>
+      <w:proofErr w:type="gramStart"/>
+      <w:r>
+        <w:t>companies</w:t>
+      </w:r>
+      <w:proofErr w:type="gramEnd"/>
+      <w:r>
+        <w:t xml:space="preserve"> workflow.</w:t>
       </w:r>
     </w:p>
     <w:p>
@@ -1209,15 +1240,9 @@
           <w:ilvl w:val="0"/>
           <w:numId w:val="1"/>
         </w:numPr>
-        <w:spacing w:after="0" w:line="240" w:lineRule="auto"/>
-        <w:rPr>
-          <w:rFonts w:ascii="Calibri" w:hAnsi="Calibri" w:cs="Calibri"/>
-          <w:b/>
-          <w:szCs w:val="28"/>
-        </w:rPr>
-      </w:pPr>
-      <w:r>
-        <w:t>Managed the warehouse team tasks as well as the distribution of the delivered goods in the warehouse.</w:t>
+      </w:pPr>
+      <w:r>
+        <w:t>Ported an existing project to platforms like the Steam Deck.</w:t>
       </w:r>
     </w:p>
     <w:p>
@@ -1229,7 +1254,7 @@
         </w:numPr>
       </w:pPr>
       <w:r>
-        <w:t>Helped organize administrative tasks in the office of the warehouse providing certain programs that help the workflow of the warehouse.</w:t>
+        <w:t>Created an Achievement System that works across multiple projects and platforms (PS5, Steam, Pico)</w:t>
       </w:r>
     </w:p>
     <w:p>
@@ -1241,12 +1266,35 @@
         </w:numPr>
       </w:pPr>
       <w:r>
-        <w:t>Helped organize deliveries through extern transportation companies with the right information and strict deadlines to make sure the goods are delivered on time for the ships that are docked in the port.</w:t>
+        <w:t>Supported development of new project ideas by rapid prototyping gameplay mechanics to see if it has potential.</w:t>
       </w:r>
     </w:p>
     <w:p>
       <w:pPr>
         <w:pStyle w:val="ListParagraph"/>
+        <w:numPr>
+          <w:ilvl w:val="0"/>
+          <w:numId w:val="1"/>
+        </w:numPr>
+        <w:spacing w:after="0" w:line="240" w:lineRule="auto"/>
+        <w:rPr>
+          <w:rFonts w:ascii="Calibri" w:hAnsi="Calibri" w:cs="Calibri"/>
+          <w:b/>
+          <w:szCs w:val="28"/>
+        </w:rPr>
+      </w:pPr>
+      <w:r>
+        <w:t>Created tools and systems in a way so that it would be easier for game designers to plug and play.</w:t>
+      </w:r>
+    </w:p>
+    <w:p>
+      <w:pPr>
+        <w:spacing w:after="0" w:line="240" w:lineRule="auto"/>
+        <w:rPr>
+          <w:rFonts w:ascii="Calibri" w:hAnsi="Calibri" w:cs="Calibri"/>
+          <w:b/>
+          <w:szCs w:val="28"/>
+        </w:rPr>
       </w:pPr>
     </w:p>
     <w:p>
@@ -1327,10 +1375,7 @@
         <w:t xml:space="preserve"> </w:t>
       </w:r>
       <w:r>
-        <w:t>Gameplay programming</w:t>
-      </w:r>
-      <w:r>
-        <w:t xml:space="preserve"> </w:t>
+        <w:t xml:space="preserve">Gameplay programming </w:t>
       </w:r>
       <w:r>
         <w:rPr>
@@ -1347,19 +1392,10 @@
         <w:t xml:space="preserve"> </w:t>
       </w:r>
       <w:r>
-        <w:t>Platform porting support</w:t>
-      </w:r>
-      <w:r>
-        <w:t xml:space="preserve"> </w:t>
-      </w:r>
-      <w:r>
-        <w:t xml:space="preserve">| </w:t>
-      </w:r>
-      <w:r>
-        <w:t>Object-oriented programming</w:t>
-      </w:r>
-      <w:r>
-        <w:t xml:space="preserve"> </w:t>
+        <w:t xml:space="preserve">Platform porting support </w:t>
+      </w:r>
+      <w:r>
+        <w:t xml:space="preserve">| Object-oriented programming </w:t>
       </w:r>
       <w:r>
         <w:rPr>
@@ -1376,10 +1412,7 @@
         <w:t xml:space="preserve"> </w:t>
       </w:r>
       <w:r>
-        <w:t>Design patterns</w:t>
-      </w:r>
-      <w:r>
-        <w:t xml:space="preserve"> </w:t>
+        <w:t xml:space="preserve">Design patterns </w:t>
       </w:r>
       <w:r>
         <w:rPr>
@@ -1396,10 +1429,7 @@
         <w:t xml:space="preserve"> </w:t>
       </w:r>
       <w:r>
-        <w:t>Data structures</w:t>
-      </w:r>
-      <w:r>
-        <w:t xml:space="preserve"> </w:t>
+        <w:t xml:space="preserve">Data structures </w:t>
       </w:r>
       <w:r>
         <w:rPr>
@@ -1416,10 +1446,7 @@
         <w:t xml:space="preserve"> </w:t>
       </w:r>
       <w:r>
-        <w:t>Algorithms</w:t>
-      </w:r>
-      <w:r>
-        <w:t xml:space="preserve"> </w:t>
+        <w:t xml:space="preserve">Algorithms </w:t>
       </w:r>
       <w:r>
         <w:rPr>
@@ -1436,10 +1463,7 @@
         <w:t xml:space="preserve"> </w:t>
       </w:r>
       <w:r>
-        <w:t>Debugging</w:t>
-      </w:r>
-      <w:r>
-        <w:t xml:space="preserve"> </w:t>
+        <w:t xml:space="preserve">Debugging </w:t>
       </w:r>
       <w:r>
         <w:rPr>
@@ -1456,9 +1480,23 @@
         <w:t xml:space="preserve"> </w:t>
       </w:r>
       <w:r>
-        <w:t xml:space="preserve">Logging </w:t>
-      </w:r>
-      <w:r>
+        <w:t>Logging |</w:t>
+      </w:r>
+      <w:r>
+        <w:rPr>
+          <w:rFonts w:cstheme="minorHAnsi"/>
+          <w:szCs w:val="28"/>
+        </w:rPr>
+        <w:t xml:space="preserve"> </w:t>
+      </w:r>
+      <w:r>
+        <w:t xml:space="preserve">Refactoring </w:t>
+      </w:r>
+      <w:r>
+        <w:rPr>
+          <w:rFonts w:cstheme="minorHAnsi"/>
+          <w:szCs w:val="28"/>
+        </w:rPr>
         <w:t>|</w:t>
       </w:r>
       <w:r>
@@ -1469,30 +1507,10 @@
         <w:t xml:space="preserve"> </w:t>
       </w:r>
       <w:r>
-        <w:t xml:space="preserve">Refactoring </w:t>
-      </w:r>
-      <w:r>
-        <w:rPr>
-          <w:rFonts w:cstheme="minorHAnsi"/>
-          <w:szCs w:val="28"/>
-        </w:rPr>
-        <w:t>|</w:t>
-      </w:r>
-      <w:r>
-        <w:rPr>
-          <w:rFonts w:cstheme="minorHAnsi"/>
-          <w:szCs w:val="28"/>
-        </w:rPr>
-        <w:t xml:space="preserve"> </w:t>
-      </w:r>
-      <w:r>
         <w:t>Agile Workflow</w:t>
       </w:r>
       <w:r>
-        <w:t xml:space="preserve"> | </w:t>
-      </w:r>
-      <w:r>
-        <w:t>Technical documentation</w:t>
+        <w:t xml:space="preserve"> | Technical documentation</w:t>
       </w:r>
     </w:p>
     <w:p>
@@ -1549,6 +1567,7 @@
           <w:szCs w:val="28"/>
         </w:rPr>
       </w:pPr>
+      <w:proofErr w:type="gramStart"/>
       <w:r>
         <w:rPr>
           <w:rFonts w:ascii="Calibri" w:hAnsi="Calibri" w:cs="Calibri"/>
@@ -1558,6 +1577,7 @@
         </w:rPr>
         <w:t>Bachelor Degree</w:t>
       </w:r>
+      <w:proofErr w:type="gramEnd"/>
       <w:r>
         <w:rPr>
           <w:rFonts w:ascii="Calibri" w:hAnsi="Calibri" w:cs="Calibri"/>
@@ -1646,6 +1666,7 @@
           <w:szCs w:val="28"/>
         </w:rPr>
       </w:pPr>
+      <w:proofErr w:type="gramStart"/>
       <w:r>
         <w:rPr>
           <w:rFonts w:ascii="Calibri" w:hAnsi="Calibri" w:cs="Calibri"/>
@@ -1655,6 +1676,7 @@
         </w:rPr>
         <w:t>Associate Degree</w:t>
       </w:r>
+      <w:proofErr w:type="gramEnd"/>
       <w:r>
         <w:rPr>
           <w:rFonts w:ascii="Calibri" w:hAnsi="Calibri" w:cs="Calibri"/>
@@ -1682,6 +1704,7 @@
         </w:rPr>
         <w:t xml:space="preserve">, </w:t>
       </w:r>
+      <w:proofErr w:type="spellStart"/>
       <w:r>
         <w:rPr>
           <w:rFonts w:ascii="Calibri" w:hAnsi="Calibri" w:cs="Calibri"/>
@@ -1689,8 +1712,29 @@
           <w:sz w:val="24"/>
           <w:szCs w:val="28"/>
         </w:rPr>
-        <w:t>Artesis Plantijn</w:t>
-      </w:r>
+        <w:t>Artesis</w:t>
+      </w:r>
+      <w:proofErr w:type="spellEnd"/>
+      <w:r>
+        <w:rPr>
+          <w:rFonts w:ascii="Calibri" w:hAnsi="Calibri" w:cs="Calibri"/>
+          <w:bCs/>
+          <w:sz w:val="24"/>
+          <w:szCs w:val="28"/>
+        </w:rPr>
+        <w:t xml:space="preserve"> </w:t>
+      </w:r>
+      <w:proofErr w:type="spellStart"/>
+      <w:r>
+        <w:rPr>
+          <w:rFonts w:ascii="Calibri" w:hAnsi="Calibri" w:cs="Calibri"/>
+          <w:bCs/>
+          <w:sz w:val="24"/>
+          <w:szCs w:val="28"/>
+        </w:rPr>
+        <w:t>Plantijn</w:t>
+      </w:r>
+      <w:proofErr w:type="spellEnd"/>
       <w:r>
         <w:rPr>
           <w:rFonts w:ascii="Calibri" w:hAnsi="Calibri" w:cs="Calibri"/>
@@ -1899,12 +1943,21 @@
         </w:rPr>
         <w:t xml:space="preserve"> </w:t>
       </w:r>
-      <w:r>
-        <w:rPr>
-          <w:rFonts w:cstheme="minorHAnsi"/>
-          <w:szCs w:val="28"/>
-        </w:rPr>
-        <w:t xml:space="preserve">YouTrack </w:t>
+      <w:proofErr w:type="spellStart"/>
+      <w:r>
+        <w:rPr>
+          <w:rFonts w:cstheme="minorHAnsi"/>
+          <w:szCs w:val="28"/>
+        </w:rPr>
+        <w:t>YouTrack</w:t>
+      </w:r>
+      <w:proofErr w:type="spellEnd"/>
+      <w:r>
+        <w:rPr>
+          <w:rFonts w:cstheme="minorHAnsi"/>
+          <w:szCs w:val="28"/>
+        </w:rPr>
+        <w:t xml:space="preserve"> </w:t>
       </w:r>
       <w:r>
         <w:rPr>
@@ -1920,6 +1973,7 @@
         </w:rPr>
         <w:t xml:space="preserve"> </w:t>
       </w:r>
+      <w:proofErr w:type="spellStart"/>
       <w:r>
         <w:rPr>
           <w:rFonts w:cstheme="minorHAnsi"/>
@@ -1934,6 +1988,7 @@
         </w:rPr>
         <w:t>ea</w:t>
       </w:r>
+      <w:proofErr w:type="spellEnd"/>
       <w:r>
         <w:rPr>
           <w:rFonts w:cstheme="minorHAnsi"/>
@@ -1955,6 +2010,7 @@
         </w:rPr>
         <w:t xml:space="preserve"> </w:t>
       </w:r>
+      <w:proofErr w:type="spellStart"/>
       <w:r>
         <w:rPr>
           <w:rFonts w:cstheme="minorHAnsi"/>
@@ -1962,6 +2018,7 @@
         </w:rPr>
         <w:t>CMake</w:t>
       </w:r>
+      <w:proofErr w:type="spellEnd"/>
       <w:r>
         <w:rPr>
           <w:rFonts w:cstheme="minorHAnsi"/>
@@ -2137,30 +2194,14 @@
         </w:rPr>
         <w:t>2024 (</w:t>
       </w:r>
-      <w:hyperlink r:id="rId14" w:history="1">
+      <w:hyperlink r:id="rId15" w:history="1">
         <w:r>
           <w:rPr>
             <w:rStyle w:val="Hyperlink"/>
             <w:i/>
             <w:iCs/>
           </w:rPr>
-          <w:t>th</w:t>
-        </w:r>
-        <w:r>
-          <w:rPr>
-            <w:rStyle w:val="Hyperlink"/>
-            <w:i/>
-            <w:iCs/>
-          </w:rPr>
-          <w:t>e</w:t>
-        </w:r>
-        <w:r>
-          <w:rPr>
-            <w:rStyle w:val="Hyperlink"/>
-            <w:i/>
-            <w:iCs/>
-          </w:rPr>
-          <w:t xml:space="preserve"> rookies for the rookie awards 2024</w:t>
+          <w:t>the rookies for the rookie awards 2024</w:t>
         </w:r>
       </w:hyperlink>
       <w:r>
@@ -2226,7 +2267,7 @@
         </w:rPr>
         <w:t>2024 (</w:t>
       </w:r>
-      <w:hyperlink r:id="rId15" w:history="1">
+      <w:hyperlink r:id="rId16" w:history="1">
         <w:bookmarkStart w:id="1" w:name="_Hlk221023746"/>
         <w:r>
           <w:rPr>
@@ -2268,7 +2309,7 @@
 </file>
 
 <file path=word/endnotes.xml><?xml version="1.0" encoding="utf-8"?>
-<w:endnotes xmlns:wpc="http://schemas.microsoft.com/office/word/2010/wordprocessingCanvas" xmlns:cx="http://schemas.microsoft.com/office/drawing/2014/chartex" xmlns:cx1="http://schemas.microsoft.com/office/drawing/2015/9/8/chartex" xmlns:cx2="http://schemas.microsoft.com/office/drawing/2015/10/21/chartex" xmlns:cx3="http://schemas.microsoft.com/office/drawing/2016/5/9/chartex" xmlns:cx4="http://schemas.microsoft.com/office/drawing/2016/5/10/chartex" xmlns:cx5="http://schemas.microsoft.com/office/drawing/2016/5/11/chartex" xmlns:cx6="http://schemas.microsoft.com/office/drawing/2016/5/12/chartex" xmlns:cx7="http://schemas.microsoft.com/office/drawing/2016/5/13/chartex" xmlns:cx8="http://schemas.microsoft.com/office/drawing/2016/5/14/chartex" xmlns:mc="http://schemas.openxmlformats.org/markup-compatibility/2006" xmlns:aink="http://schemas.microsoft.com/office/drawing/2016/ink" xmlns:am3d="http://schemas.microsoft.com/office/drawing/2017/model3d" xmlns:o="urn:schemas-microsoft-com:office:office" xmlns:r="http://schemas.openxmlformats.org/officeDocument/2006/relationships" xmlns:m="http://schemas.openxmlformats.org/officeDocument/2006/math" xmlns:v="urn:schemas-microsoft-com:vml" xmlns:wp14="http://schemas.microsoft.com/office/word/2010/wordprocessingDrawing" xmlns:wp="http://schemas.openxmlformats.org/drawingml/2006/wordprocessingDrawing" xmlns:w10="urn:schemas-microsoft-com:office:word" xmlns:w="http://schemas.openxmlformats.org/wordprocessingml/2006/main" xmlns:w14="http://schemas.microsoft.com/office/word/2010/wordml" xmlns:w15="http://schemas.microsoft.com/office/word/2012/wordml" xmlns:w16cex="http://schemas.microsoft.com/office/word/2018/wordml/cex" xmlns:w16cid="http://schemas.microsoft.com/office/word/2016/wordml/cid" xmlns:w16="http://schemas.microsoft.com/office/word/2018/wordml" xmlns:w16sdtdh="http://schemas.microsoft.com/office/word/2020/wordml/sdtdatahash" xmlns:w16se="http://schemas.microsoft.com/office/word/2015/wordml/symex" xmlns:wpg="http://schemas.microsoft.com/office/word/2010/wordprocessingGroup" xmlns:wpi="http://schemas.microsoft.com/office/word/2010/wordprocessingInk" xmlns:wne="http://schemas.microsoft.com/office/word/2006/wordml" xmlns:wps="http://schemas.microsoft.com/office/word/2010/wordprocessingShape" mc:Ignorable="w14 w15 w16se w16cid w16 w16cex w16sdtdh wp14">
+<w:endnotes xmlns:wpc="http://schemas.microsoft.com/office/word/2010/wordprocessingCanvas" xmlns:cx="http://schemas.microsoft.com/office/drawing/2014/chartex" xmlns:cx1="http://schemas.microsoft.com/office/drawing/2015/9/8/chartex" xmlns:cx2="http://schemas.microsoft.com/office/drawing/2015/10/21/chartex" xmlns:cx3="http://schemas.microsoft.com/office/drawing/2016/5/9/chartex" xmlns:cx4="http://schemas.microsoft.com/office/drawing/2016/5/10/chartex" xmlns:cx5="http://schemas.microsoft.com/office/drawing/2016/5/11/chartex" xmlns:cx6="http://schemas.microsoft.com/office/drawing/2016/5/12/chartex" xmlns:cx7="http://schemas.microsoft.com/office/drawing/2016/5/13/chartex" xmlns:cx8="http://schemas.microsoft.com/office/drawing/2016/5/14/chartex" xmlns:mc="http://schemas.openxmlformats.org/markup-compatibility/2006" xmlns:aink="http://schemas.microsoft.com/office/drawing/2016/ink" xmlns:am3d="http://schemas.microsoft.com/office/drawing/2017/model3d" xmlns:o="urn:schemas-microsoft-com:office:office" xmlns:oel="http://schemas.microsoft.com/office/2019/extlst" xmlns:r="http://schemas.openxmlformats.org/officeDocument/2006/relationships" xmlns:m="http://schemas.openxmlformats.org/officeDocument/2006/math" xmlns:v="urn:schemas-microsoft-com:vml" xmlns:wp14="http://schemas.microsoft.com/office/word/2010/wordprocessingDrawing" xmlns:wp="http://schemas.openxmlformats.org/drawingml/2006/wordprocessingDrawing" xmlns:w10="urn:schemas-microsoft-com:office:word" xmlns:w="http://schemas.openxmlformats.org/wordprocessingml/2006/main" xmlns:w14="http://schemas.microsoft.com/office/word/2010/wordml" xmlns:w15="http://schemas.microsoft.com/office/word/2012/wordml" xmlns:w16cex="http://schemas.microsoft.com/office/word/2018/wordml/cex" xmlns:w16cid="http://schemas.microsoft.com/office/word/2016/wordml/cid" xmlns:w16="http://schemas.microsoft.com/office/word/2018/wordml" xmlns:w16du="http://schemas.microsoft.com/office/word/2023/wordml/word16du" xmlns:w16sdtdh="http://schemas.microsoft.com/office/word/2020/wordml/sdtdatahash" xmlns:w16sdtfl="http://schemas.microsoft.com/office/word/2024/wordml/sdtformatlock" xmlns:w16se="http://schemas.microsoft.com/office/word/2015/wordml/symex" xmlns:wpg="http://schemas.microsoft.com/office/word/2010/wordprocessingGroup" xmlns:wpi="http://schemas.microsoft.com/office/word/2010/wordprocessingInk" xmlns:wne="http://schemas.microsoft.com/office/word/2006/wordml" xmlns:wps="http://schemas.microsoft.com/office/word/2010/wordprocessingShape" mc:Ignorable="w14 w15 w16se w16cid w16 w16cex w16sdtdh w16sdtfl w16du wp14">
   <w:endnote w:type="separator" w:id="-1">
     <w:p>
       <w:pPr>
@@ -2293,7 +2334,7 @@
 </file>
 
 <file path=word/footnotes.xml><?xml version="1.0" encoding="utf-8"?>
-<w:footnotes xmlns:wpc="http://schemas.microsoft.com/office/word/2010/wordprocessingCanvas" xmlns:cx="http://schemas.microsoft.com/office/drawing/2014/chartex" xmlns:cx1="http://schemas.microsoft.com/office/drawing/2015/9/8/chartex" xmlns:cx2="http://schemas.microsoft.com/office/drawing/2015/10/21/chartex" xmlns:cx3="http://schemas.microsoft.com/office/drawing/2016/5/9/chartex" xmlns:cx4="http://schemas.microsoft.com/office/drawing/2016/5/10/chartex" xmlns:cx5="http://schemas.microsoft.com/office/drawing/2016/5/11/chartex" xmlns:cx6="http://schemas.microsoft.com/office/drawing/2016/5/12/chartex" xmlns:cx7="http://schemas.microsoft.com/office/drawing/2016/5/13/chartex" xmlns:cx8="http://schemas.microsoft.com/office/drawing/2016/5/14/chartex" xmlns:mc="http://schemas.openxmlformats.org/markup-compatibility/2006" xmlns:aink="http://schemas.microsoft.com/office/drawing/2016/ink" xmlns:am3d="http://schemas.microsoft.com/office/drawing/2017/model3d" xmlns:o="urn:schemas-microsoft-com:office:office" xmlns:r="http://schemas.openxmlformats.org/officeDocument/2006/relationships" xmlns:m="http://schemas.openxmlformats.org/officeDocument/2006/math" xmlns:v="urn:schemas-microsoft-com:vml" xmlns:wp14="http://schemas.microsoft.com/office/word/2010/wordprocessingDrawing" xmlns:wp="http://schemas.openxmlformats.org/drawingml/2006/wordprocessingDrawing" xmlns:w10="urn:schemas-microsoft-com:office:word" xmlns:w="http://schemas.openxmlformats.org/wordprocessingml/2006/main" xmlns:w14="http://schemas.microsoft.com/office/word/2010/wordml" xmlns:w15="http://schemas.microsoft.com/office/word/2012/wordml" xmlns:w16cex="http://schemas.microsoft.com/office/word/2018/wordml/cex" xmlns:w16cid="http://schemas.microsoft.com/office/word/2016/wordml/cid" xmlns:w16="http://schemas.microsoft.com/office/word/2018/wordml" xmlns:w16sdtdh="http://schemas.microsoft.com/office/word/2020/wordml/sdtdatahash" xmlns:w16se="http://schemas.microsoft.com/office/word/2015/wordml/symex" xmlns:wpg="http://schemas.microsoft.com/office/word/2010/wordprocessingGroup" xmlns:wpi="http://schemas.microsoft.com/office/word/2010/wordprocessingInk" xmlns:wne="http://schemas.microsoft.com/office/word/2006/wordml" xmlns:wps="http://schemas.microsoft.com/office/word/2010/wordprocessingShape" mc:Ignorable="w14 w15 w16se w16cid w16 w16cex w16sdtdh wp14">
+<w:footnotes xmlns:wpc="http://schemas.microsoft.com/office/word/2010/wordprocessingCanvas" xmlns:cx="http://schemas.microsoft.com/office/drawing/2014/chartex" xmlns:cx1="http://schemas.microsoft.com/office/drawing/2015/9/8/chartex" xmlns:cx2="http://schemas.microsoft.com/office/drawing/2015/10/21/chartex" xmlns:cx3="http://schemas.microsoft.com/office/drawing/2016/5/9/chartex" xmlns:cx4="http://schemas.microsoft.com/office/drawing/2016/5/10/chartex" xmlns:cx5="http://schemas.microsoft.com/office/drawing/2016/5/11/chartex" xmlns:cx6="http://schemas.microsoft.com/office/drawing/2016/5/12/chartex" xmlns:cx7="http://schemas.microsoft.com/office/drawing/2016/5/13/chartex" xmlns:cx8="http://schemas.microsoft.com/office/drawing/2016/5/14/chartex" xmlns:mc="http://schemas.openxmlformats.org/markup-compatibility/2006" xmlns:aink="http://schemas.microsoft.com/office/drawing/2016/ink" xmlns:am3d="http://schemas.microsoft.com/office/drawing/2017/model3d" xmlns:o="urn:schemas-microsoft-com:office:office" xmlns:oel="http://schemas.microsoft.com/office/2019/extlst" xmlns:r="http://schemas.openxmlformats.org/officeDocument/2006/relationships" xmlns:m="http://schemas.openxmlformats.org/officeDocument/2006/math" xmlns:v="urn:schemas-microsoft-com:vml" xmlns:wp14="http://schemas.microsoft.com/office/word/2010/wordprocessingDrawing" xmlns:wp="http://schemas.openxmlformats.org/drawingml/2006/wordprocessingDrawing" xmlns:w10="urn:schemas-microsoft-com:office:word" xmlns:w="http://schemas.openxmlformats.org/wordprocessingml/2006/main" xmlns:w14="http://schemas.microsoft.com/office/word/2010/wordml" xmlns:w15="http://schemas.microsoft.com/office/word/2012/wordml" xmlns:w16cex="http://schemas.microsoft.com/office/word/2018/wordml/cex" xmlns:w16cid="http://schemas.microsoft.com/office/word/2016/wordml/cid" xmlns:w16="http://schemas.microsoft.com/office/word/2018/wordml" xmlns:w16du="http://schemas.microsoft.com/office/word/2023/wordml/word16du" xmlns:w16sdtdh="http://schemas.microsoft.com/office/word/2020/wordml/sdtdatahash" xmlns:w16sdtfl="http://schemas.microsoft.com/office/word/2024/wordml/sdtformatlock" xmlns:w16se="http://schemas.microsoft.com/office/word/2015/wordml/symex" xmlns:wpg="http://schemas.microsoft.com/office/word/2010/wordprocessingGroup" xmlns:wpi="http://schemas.microsoft.com/office/word/2010/wordprocessingInk" xmlns:wne="http://schemas.microsoft.com/office/word/2006/wordml" xmlns:wps="http://schemas.microsoft.com/office/word/2010/wordprocessingShape" mc:Ignorable="w14 w15 w16se w16cid w16 w16cex w16sdtdh w16sdtfl w16du wp14">
   <w:footnote w:type="separator" w:id="-1">
     <w:p>
       <w:pPr>
@@ -2318,7 +2359,7 @@
 </file>
 
 <file path=word/numbering.xml><?xml version="1.0" encoding="utf-8"?>
-<w:numbering xmlns:wpc="http://schemas.microsoft.com/office/word/2010/wordprocessingCanvas" xmlns:cx="http://schemas.microsoft.com/office/drawing/2014/chartex" xmlns:cx1="http://schemas.microsoft.com/office/drawing/2015/9/8/chartex" xmlns:cx2="http://schemas.microsoft.com/office/drawing/2015/10/21/chartex" xmlns:cx3="http://schemas.microsoft.com/office/drawing/2016/5/9/chartex" xmlns:cx4="http://schemas.microsoft.com/office/drawing/2016/5/10/chartex" xmlns:cx5="http://schemas.microsoft.com/office/drawing/2016/5/11/chartex" xmlns:cx6="http://schemas.microsoft.com/office/drawing/2016/5/12/chartex" xmlns:cx7="http://schemas.microsoft.com/office/drawing/2016/5/13/chartex" xmlns:cx8="http://schemas.microsoft.com/office/drawing/2016/5/14/chartex" xmlns:mc="http://schemas.openxmlformats.org/markup-compatibility/2006" xmlns:aink="http://schemas.microsoft.com/office/drawing/2016/ink" xmlns:am3d="http://schemas.microsoft.com/office/drawing/2017/model3d" xmlns:o="urn:schemas-microsoft-com:office:office" xmlns:r="http://schemas.openxmlformats.org/officeDocument/2006/relationships" xmlns:m="http://schemas.openxmlformats.org/officeDocument/2006/math" xmlns:v="urn:schemas-microsoft-com:vml" xmlns:wp14="http://schemas.microsoft.com/office/word/2010/wordprocessingDrawing" xmlns:wp="http://schemas.openxmlformats.org/drawingml/2006/wordprocessingDrawing" xmlns:w10="urn:schemas-microsoft-com:office:word" xmlns:w="http://schemas.openxmlformats.org/wordprocessingml/2006/main" xmlns:w14="http://schemas.microsoft.com/office/word/2010/wordml" xmlns:w15="http://schemas.microsoft.com/office/word/2012/wordml" xmlns:w16cex="http://schemas.microsoft.com/office/word/2018/wordml/cex" xmlns:w16cid="http://schemas.microsoft.com/office/word/2016/wordml/cid" xmlns:w16="http://schemas.microsoft.com/office/word/2018/wordml" xmlns:w16sdtdh="http://schemas.microsoft.com/office/word/2020/wordml/sdtdatahash" xmlns:w16se="http://schemas.microsoft.com/office/word/2015/wordml/symex" xmlns:wpg="http://schemas.microsoft.com/office/word/2010/wordprocessingGroup" xmlns:wpi="http://schemas.microsoft.com/office/word/2010/wordprocessingInk" xmlns:wne="http://schemas.microsoft.com/office/word/2006/wordml" xmlns:wps="http://schemas.microsoft.com/office/word/2010/wordprocessingShape" mc:Ignorable="w14 w15 w16se w16cid w16 w16cex w16sdtdh wp14">
+<w:numbering xmlns:wpc="http://schemas.microsoft.com/office/word/2010/wordprocessingCanvas" xmlns:cx="http://schemas.microsoft.com/office/drawing/2014/chartex" xmlns:cx1="http://schemas.microsoft.com/office/drawing/2015/9/8/chartex" xmlns:cx2="http://schemas.microsoft.com/office/drawing/2015/10/21/chartex" xmlns:cx3="http://schemas.microsoft.com/office/drawing/2016/5/9/chartex" xmlns:cx4="http://schemas.microsoft.com/office/drawing/2016/5/10/chartex" xmlns:cx5="http://schemas.microsoft.com/office/drawing/2016/5/11/chartex" xmlns:cx6="http://schemas.microsoft.com/office/drawing/2016/5/12/chartex" xmlns:cx7="http://schemas.microsoft.com/office/drawing/2016/5/13/chartex" xmlns:cx8="http://schemas.microsoft.com/office/drawing/2016/5/14/chartex" xmlns:mc="http://schemas.openxmlformats.org/markup-compatibility/2006" xmlns:aink="http://schemas.microsoft.com/office/drawing/2016/ink" xmlns:am3d="http://schemas.microsoft.com/office/drawing/2017/model3d" xmlns:o="urn:schemas-microsoft-com:office:office" xmlns:oel="http://schemas.microsoft.com/office/2019/extlst" xmlns:r="http://schemas.openxmlformats.org/officeDocument/2006/relationships" xmlns:m="http://schemas.openxmlformats.org/officeDocument/2006/math" xmlns:v="urn:schemas-microsoft-com:vml" xmlns:wp14="http://schemas.microsoft.com/office/word/2010/wordprocessingDrawing" xmlns:wp="http://schemas.openxmlformats.org/drawingml/2006/wordprocessingDrawing" xmlns:w10="urn:schemas-microsoft-com:office:word" xmlns:w="http://schemas.openxmlformats.org/wordprocessingml/2006/main" xmlns:w14="http://schemas.microsoft.com/office/word/2010/wordml" xmlns:w15="http://schemas.microsoft.com/office/word/2012/wordml" xmlns:w16cex="http://schemas.microsoft.com/office/word/2018/wordml/cex" xmlns:w16cid="http://schemas.microsoft.com/office/word/2016/wordml/cid" xmlns:w16="http://schemas.microsoft.com/office/word/2018/wordml" xmlns:w16du="http://schemas.microsoft.com/office/word/2023/wordml/word16du" xmlns:w16sdtdh="http://schemas.microsoft.com/office/word/2020/wordml/sdtdatahash" xmlns:w16sdtfl="http://schemas.microsoft.com/office/word/2024/wordml/sdtformatlock" xmlns:w16se="http://schemas.microsoft.com/office/word/2015/wordml/symex" xmlns:wpg="http://schemas.microsoft.com/office/word/2010/wordprocessingGroup" xmlns:wpi="http://schemas.microsoft.com/office/word/2010/wordprocessingInk" xmlns:wne="http://schemas.microsoft.com/office/word/2006/wordml" xmlns:wps="http://schemas.microsoft.com/office/word/2010/wordprocessingShape" mc:Ignorable="w14 w15 w16se w16cid w16 w16cex w16sdtdh w16sdtfl w16du wp14">
   <w:abstractNum w:abstractNumId="0" w15:restartNumberingAfterBreak="0">
     <w:nsid w:val="47AB34AD"/>
     <w:multiLevelType w:val="hybridMultilevel"/>
@@ -2433,14 +2474,14 @@
       </w:rPr>
     </w:lvl>
   </w:abstractNum>
-  <w:num w:numId="1">
+  <w:num w:numId="1" w16cid:durableId="1897929980">
     <w:abstractNumId w:val="0"/>
   </w:num>
 </w:numbering>
 </file>
 
 <file path=word/styles.xml><?xml version="1.0" encoding="utf-8"?>
-<w:styles xmlns:mc="http://schemas.openxmlformats.org/markup-compatibility/2006" xmlns:r="http://schemas.openxmlformats.org/officeDocument/2006/relationships" xmlns:w="http://schemas.openxmlformats.org/wordprocessingml/2006/main" xmlns:w14="http://schemas.microsoft.com/office/word/2010/wordml" xmlns:w15="http://schemas.microsoft.com/office/word/2012/wordml" xmlns:w16cex="http://schemas.microsoft.com/office/word/2018/wordml/cex" xmlns:w16cid="http://schemas.microsoft.com/office/word/2016/wordml/cid" xmlns:w16="http://schemas.microsoft.com/office/word/2018/wordml" xmlns:w16sdtdh="http://schemas.microsoft.com/office/word/2020/wordml/sdtdatahash" xmlns:w16se="http://schemas.microsoft.com/office/word/2015/wordml/symex" mc:Ignorable="w14 w15 w16se w16cid w16 w16cex w16sdtdh">
+<w:styles xmlns:mc="http://schemas.openxmlformats.org/markup-compatibility/2006" xmlns:r="http://schemas.openxmlformats.org/officeDocument/2006/relationships" xmlns:w="http://schemas.openxmlformats.org/wordprocessingml/2006/main" xmlns:w14="http://schemas.microsoft.com/office/word/2010/wordml" xmlns:w15="http://schemas.microsoft.com/office/word/2012/wordml" xmlns:w16cex="http://schemas.microsoft.com/office/word/2018/wordml/cex" xmlns:w16cid="http://schemas.microsoft.com/office/word/2016/wordml/cid" xmlns:w16="http://schemas.microsoft.com/office/word/2018/wordml" xmlns:w16du="http://schemas.microsoft.com/office/word/2023/wordml/word16du" xmlns:w16sdtdh="http://schemas.microsoft.com/office/word/2020/wordml/sdtdatahash" xmlns:w16sdtfl="http://schemas.microsoft.com/office/word/2024/wordml/sdtformatlock" xmlns:w16se="http://schemas.microsoft.com/office/word/2015/wordml/symex" mc:Ignorable="w14 w15 w16se w16cid w16 w16cex w16sdtdh w16sdtfl w16du">
   <w:docDefaults>
     <w:rPrDefault>
       <w:rPr>
@@ -2837,12 +2878,11 @@
   <w:style w:type="paragraph" w:default="1" w:styleId="Normal">
     <w:name w:val="Normal"/>
     <w:qFormat/>
-    <w:rsid w:val="00A66B63"/>
+    <w:rsid w:val="0068572E"/>
   </w:style>
   <w:style w:type="character" w:default="1" w:styleId="DefaultParagraphFont">
     <w:name w:val="Default Paragraph Font"/>
     <w:uiPriority w:val="1"/>
-    <w:semiHidden/>
     <w:unhideWhenUsed/>
   </w:style>
   <w:style w:type="table" w:default="1" w:styleId="TableNormal">

--- a/assets/Alexander_Terentyev_CV.docx
+++ b/assets/Alexander_Terentyev_CV.docx
@@ -45,7 +45,7 @@
         </w:rPr>
       </w:pPr>
       <w:r>
-        <w:t>Junior Software Engineer</w:t>
+        <w:t>Software Engineer</w:t>
       </w:r>
     </w:p>
     <w:p>
@@ -206,19 +206,8 @@
             <w:sz w:val="21"/>
             <w:szCs w:val="21"/>
           </w:rPr>
-          <w:t>linkedin.com/in/</w:t>
+          <w:t>linkedin.com/in/alexanderterentyev</w:t>
         </w:r>
-        <w:proofErr w:type="spellStart"/>
-        <w:r>
-          <w:rPr>
-            <w:rStyle w:val="Hyperlink"/>
-            <w:rFonts w:ascii="Times New Roman" w:hAnsi="Times New Roman" w:cs="Times New Roman"/>
-            <w:sz w:val="21"/>
-            <w:szCs w:val="21"/>
-          </w:rPr>
-          <w:t>alexanderterentyev</w:t>
-        </w:r>
-        <w:proofErr w:type="spellEnd"/>
       </w:hyperlink>
     </w:p>
     <w:p>
@@ -328,16 +317,8 @@
         <w:rPr>
           <w:rStyle w:val="Strong"/>
         </w:rPr>
-        <w:t xml:space="preserve">Tron </w:t>
-      </w:r>
-      <w:proofErr w:type="spellStart"/>
-      <w:r>
-        <w:rPr>
-          <w:rStyle w:val="Strong"/>
-        </w:rPr>
-        <w:t>BattleTanks</w:t>
-      </w:r>
-      <w:proofErr w:type="spellEnd"/>
+        <w:t>Tron BattleTanks</w:t>
+      </w:r>
       <w:r>
         <w:t>,</w:t>
       </w:r>
@@ -352,30 +333,8 @@
           <w:rPr>
             <w:rStyle w:val="Hyperlink"/>
           </w:rPr>
-          <w:t>github.com/</w:t>
+          <w:t>github.com/BeHaVeZ/FMLEngine-Tron_BattleTanks</w:t>
         </w:r>
-        <w:proofErr w:type="spellStart"/>
-        <w:r>
-          <w:rPr>
-            <w:rStyle w:val="Hyperlink"/>
-          </w:rPr>
-          <w:t>BeHaVeZ</w:t>
-        </w:r>
-        <w:proofErr w:type="spellEnd"/>
-        <w:r>
-          <w:rPr>
-            <w:rStyle w:val="Hyperlink"/>
-          </w:rPr>
-          <w:t>/</w:t>
-        </w:r>
-        <w:proofErr w:type="spellStart"/>
-        <w:r>
-          <w:rPr>
-            <w:rStyle w:val="Hyperlink"/>
-          </w:rPr>
-          <w:t>FMLEngine-Tron_BattleTanks</w:t>
-        </w:r>
-        <w:proofErr w:type="spellEnd"/>
       </w:hyperlink>
       <w:r>
         <w:t>)</w:t>
@@ -435,15 +394,7 @@
         </w:rPr>
       </w:pPr>
       <w:r>
-        <w:t xml:space="preserve">Implemented scene/state management (menu, gameplay, </w:t>
-      </w:r>
-      <w:proofErr w:type="spellStart"/>
-      <w:r>
-        <w:t>highscores</w:t>
-      </w:r>
-      <w:proofErr w:type="spellEnd"/>
-      <w:r>
-        <w:t>) with clean transitions and lifecycle handling.</w:t>
+        <w:t>Implemented scene/state management (menu, gameplay, highscores) with clean transitions and lifecycle handling.</w:t>
       </w:r>
     </w:p>
     <w:p>
@@ -479,15 +430,7 @@
         </w:rPr>
       </w:pPr>
       <w:r>
-        <w:t xml:space="preserve">Implemented enemy tank movement using </w:t>
-      </w:r>
-      <w:proofErr w:type="spellStart"/>
-      <w:r>
-        <w:t>raycasts</w:t>
-      </w:r>
-      <w:proofErr w:type="spellEnd"/>
-      <w:r>
-        <w:t xml:space="preserve"> for wall detection and validated turns using corner probes.</w:t>
+        <w:t>Implemented enemy tank movement using raycasts for wall detection and validated turns using corner probes.</w:t>
       </w:r>
     </w:p>
     <w:p>
@@ -505,15 +448,7 @@
         </w:rPr>
       </w:pPr>
       <w:r>
-        <w:t xml:space="preserve">Implemented </w:t>
-      </w:r>
-      <w:proofErr w:type="spellStart"/>
-      <w:r>
-        <w:t>highscore</w:t>
-      </w:r>
-      <w:proofErr w:type="spellEnd"/>
-      <w:r>
-        <w:t xml:space="preserve"> persistence (file IO) and a name-entry flow for score submission.</w:t>
+        <w:t>Implemented highscore persistence (file IO) and a name-entry flow for score submission.</w:t>
       </w:r>
     </w:p>
     <w:p>
@@ -964,15 +899,7 @@
         <w:t>Engineer</w:t>
       </w:r>
       <w:r>
-        <w:t xml:space="preserve">, </w:t>
-      </w:r>
-      <w:proofErr w:type="spellStart"/>
-      <w:r>
-        <w:t>AlterEyes</w:t>
-      </w:r>
-      <w:proofErr w:type="spellEnd"/>
-      <w:r>
-        <w:t xml:space="preserve">, Hasselt, Belgium | Sep 2025 – </w:t>
+        <w:t xml:space="preserve">, AlterEyes, Hasselt, Belgium | Sep 2025 – </w:t>
       </w:r>
       <w:r>
         <w:t>Present</w:t>
@@ -1111,15 +1038,7 @@
         <w:t>Software Developer Intern</w:t>
       </w:r>
       <w:r>
-        <w:t xml:space="preserve">, </w:t>
-      </w:r>
-      <w:proofErr w:type="spellStart"/>
-      <w:r>
-        <w:t>AlterEyes</w:t>
-      </w:r>
-      <w:proofErr w:type="spellEnd"/>
-      <w:r>
-        <w:t>, Hasselt, Belgium | Sep 2025 – Jan 2026</w:t>
+        <w:t>, AlterEyes, Hasselt, Belgium | Sep 2025 – Jan 2026</w:t>
       </w:r>
     </w:p>
     <w:p>
@@ -1178,7 +1097,6 @@
       <w:r>
         <w:t xml:space="preserve">Collaborated through </w:t>
       </w:r>
-      <w:proofErr w:type="spellStart"/>
       <w:r>
         <w:rPr>
           <w:rStyle w:val="Strong"/>
@@ -1187,7 +1105,6 @@
         </w:rPr>
         <w:t>Gitea</w:t>
       </w:r>
-      <w:proofErr w:type="spellEnd"/>
       <w:r>
         <w:rPr>
           <w:rStyle w:val="Strong"/>
@@ -1195,15 +1112,7 @@
         <w:t xml:space="preserve"> </w:t>
       </w:r>
       <w:r>
-        <w:t xml:space="preserve">with structured branching and code reviews; communicated progress and </w:t>
-      </w:r>
-      <w:proofErr w:type="spellStart"/>
-      <w:r>
-        <w:t>tradeoffs</w:t>
-      </w:r>
-      <w:proofErr w:type="spellEnd"/>
-      <w:r>
-        <w:t xml:space="preserve"> using</w:t>
+        <w:t>with structured branching and code reviews; communicated progress and tradeoffs using</w:t>
       </w:r>
       <w:r>
         <w:rPr>
@@ -1211,7 +1120,6 @@
         </w:rPr>
         <w:t xml:space="preserve"> </w:t>
       </w:r>
-      <w:proofErr w:type="spellStart"/>
       <w:r>
         <w:rPr>
           <w:rStyle w:val="Strong"/>
@@ -1220,17 +1128,8 @@
         </w:rPr>
         <w:t>YouTrack</w:t>
       </w:r>
-      <w:proofErr w:type="spellEnd"/>
-      <w:r>
-        <w:t xml:space="preserve"> following the </w:t>
-      </w:r>
-      <w:proofErr w:type="gramStart"/>
-      <w:r>
-        <w:t>companies</w:t>
-      </w:r>
-      <w:proofErr w:type="gramEnd"/>
-      <w:r>
-        <w:t xml:space="preserve"> workflow.</w:t>
+      <w:r>
+        <w:t xml:space="preserve"> following the companies workflow.</w:t>
       </w:r>
     </w:p>
     <w:p>
@@ -1567,7 +1466,6 @@
           <w:szCs w:val="28"/>
         </w:rPr>
       </w:pPr>
-      <w:proofErr w:type="gramStart"/>
       <w:r>
         <w:rPr>
           <w:rFonts w:ascii="Calibri" w:hAnsi="Calibri" w:cs="Calibri"/>
@@ -1577,7 +1475,6 @@
         </w:rPr>
         <w:t>Bachelor Degree</w:t>
       </w:r>
-      <w:proofErr w:type="gramEnd"/>
       <w:r>
         <w:rPr>
           <w:rFonts w:ascii="Calibri" w:hAnsi="Calibri" w:cs="Calibri"/>
@@ -1666,7 +1563,6 @@
           <w:szCs w:val="28"/>
         </w:rPr>
       </w:pPr>
-      <w:proofErr w:type="gramStart"/>
       <w:r>
         <w:rPr>
           <w:rFonts w:ascii="Calibri" w:hAnsi="Calibri" w:cs="Calibri"/>
@@ -1676,7 +1572,6 @@
         </w:rPr>
         <w:t>Associate Degree</w:t>
       </w:r>
-      <w:proofErr w:type="gramEnd"/>
       <w:r>
         <w:rPr>
           <w:rFonts w:ascii="Calibri" w:hAnsi="Calibri" w:cs="Calibri"/>
@@ -1704,7 +1599,6 @@
         </w:rPr>
         <w:t xml:space="preserve">, </w:t>
       </w:r>
-      <w:proofErr w:type="spellStart"/>
       <w:r>
         <w:rPr>
           <w:rFonts w:ascii="Calibri" w:hAnsi="Calibri" w:cs="Calibri"/>
@@ -1712,29 +1606,8 @@
           <w:sz w:val="24"/>
           <w:szCs w:val="28"/>
         </w:rPr>
-        <w:t>Artesis</w:t>
-      </w:r>
-      <w:proofErr w:type="spellEnd"/>
-      <w:r>
-        <w:rPr>
-          <w:rFonts w:ascii="Calibri" w:hAnsi="Calibri" w:cs="Calibri"/>
-          <w:bCs/>
-          <w:sz w:val="24"/>
-          <w:szCs w:val="28"/>
-        </w:rPr>
-        <w:t xml:space="preserve"> </w:t>
-      </w:r>
-      <w:proofErr w:type="spellStart"/>
-      <w:r>
-        <w:rPr>
-          <w:rFonts w:ascii="Calibri" w:hAnsi="Calibri" w:cs="Calibri"/>
-          <w:bCs/>
-          <w:sz w:val="24"/>
-          <w:szCs w:val="28"/>
-        </w:rPr>
-        <w:t>Plantijn</w:t>
-      </w:r>
-      <w:proofErr w:type="spellEnd"/>
+        <w:t>Artesis Plantijn</w:t>
+      </w:r>
       <w:r>
         <w:rPr>
           <w:rFonts w:ascii="Calibri" w:hAnsi="Calibri" w:cs="Calibri"/>
@@ -1943,21 +1816,12 @@
         </w:rPr>
         <w:t xml:space="preserve"> </w:t>
       </w:r>
-      <w:proofErr w:type="spellStart"/>
-      <w:r>
-        <w:rPr>
-          <w:rFonts w:cstheme="minorHAnsi"/>
-          <w:szCs w:val="28"/>
-        </w:rPr>
-        <w:t>YouTrack</w:t>
-      </w:r>
-      <w:proofErr w:type="spellEnd"/>
-      <w:r>
-        <w:rPr>
-          <w:rFonts w:cstheme="minorHAnsi"/>
-          <w:szCs w:val="28"/>
-        </w:rPr>
-        <w:t xml:space="preserve"> </w:t>
+      <w:r>
+        <w:rPr>
+          <w:rFonts w:cstheme="minorHAnsi"/>
+          <w:szCs w:val="28"/>
+        </w:rPr>
+        <w:t xml:space="preserve">YouTrack </w:t>
       </w:r>
       <w:r>
         <w:rPr>
@@ -1973,7 +1837,6 @@
         </w:rPr>
         <w:t xml:space="preserve"> </w:t>
       </w:r>
-      <w:proofErr w:type="spellStart"/>
       <w:r>
         <w:rPr>
           <w:rFonts w:cstheme="minorHAnsi"/>
@@ -1988,7 +1851,6 @@
         </w:rPr>
         <w:t>ea</w:t>
       </w:r>
-      <w:proofErr w:type="spellEnd"/>
       <w:r>
         <w:rPr>
           <w:rFonts w:cstheme="minorHAnsi"/>
@@ -2010,7 +1872,6 @@
         </w:rPr>
         <w:t xml:space="preserve"> </w:t>
       </w:r>
-      <w:proofErr w:type="spellStart"/>
       <w:r>
         <w:rPr>
           <w:rFonts w:cstheme="minorHAnsi"/>
@@ -2018,7 +1879,6 @@
         </w:rPr>
         <w:t>CMake</w:t>
       </w:r>
-      <w:proofErr w:type="spellEnd"/>
       <w:r>
         <w:rPr>
           <w:rFonts w:cstheme="minorHAnsi"/>
@@ -2883,6 +2743,7 @@
   <w:style w:type="character" w:default="1" w:styleId="DefaultParagraphFont">
     <w:name w:val="Default Paragraph Font"/>
     <w:uiPriority w:val="1"/>
+    <w:semiHidden/>
     <w:unhideWhenUsed/>
   </w:style>
   <w:style w:type="table" w:default="1" w:styleId="TableNormal">

--- a/assets/Alexander_Terentyev_CV.docx
+++ b/assets/Alexander_Terentyev_CV.docx
@@ -264,7 +264,10 @@
         <w:spacing w:after="0" w:line="240" w:lineRule="auto"/>
       </w:pPr>
       <w:r>
-        <w:t>Gameplay Systems Engineer with production experience shipping C++ and C# systems across Steam, Meta, and Pico platforms. Built and iterated on player engagement mechanics, AI behaviour trees, extensible systems, and rapid-prototype gameplay loops in live production codebases. Passionate about designing robust, maintainable systems that give designers creative contro</w:t>
+        <w:t>Software engineer</w:t>
+      </w:r>
+      <w:r>
+        <w:t xml:space="preserve"> with production experience shipping C++ and C# systems across Steam, Meta, and Pico platforms. Built and iterated on player engagement mechanics, AI behaviour trees, extensible systems, and rapid-prototype gameplay loops in live production codebases. Passionate about designing robust, maintainable systems that give designers creative contro</w:t>
       </w:r>
       <w:r>
         <w:t>l.</w:t>
@@ -344,34 +347,7 @@
           <w:sz w:val="24"/>
           <w:szCs w:val="28"/>
         </w:rPr>
-        <w:t>GDWC Winter Awards</w:t>
-      </w:r>
-      <w:r>
-        <w:rPr>
-          <w:rFonts w:ascii="Calibri" w:hAnsi="Calibri" w:cs="Calibri"/>
-          <w:bCs/>
-          <w:sz w:val="24"/>
-          <w:szCs w:val="28"/>
-        </w:rPr>
-        <w:t xml:space="preserve"> </w:t>
-      </w:r>
-      <w:r>
-        <w:rPr>
-          <w:rFonts w:ascii="Calibri" w:hAnsi="Calibri" w:cs="Calibri"/>
-          <w:bCs/>
-          <w:sz w:val="24"/>
-          <w:szCs w:val="28"/>
-        </w:rPr>
-        <w:t>| 2024</w:t>
-      </w:r>
-      <w:r>
-        <w:rPr>
-          <w:rFonts w:ascii="Calibri" w:hAnsi="Calibri" w:cs="Calibri"/>
-          <w:bCs/>
-          <w:sz w:val="24"/>
-          <w:szCs w:val="28"/>
-        </w:rPr>
-        <w:t xml:space="preserve"> | Finalist, Best Hobby Game</w:t>
+        <w:t>GDWC Winter Awards | 2024 | Finalist, Best Hobby Game</w:t>
       </w:r>
     </w:p>
     <w:p>
@@ -431,25 +407,7 @@
           <w:sz w:val="24"/>
           <w:szCs w:val="28"/>
         </w:rPr>
-        <w:t>The Rookies | 2024</w:t>
-      </w:r>
-      <w:r>
-        <w:rPr>
-          <w:rFonts w:ascii="Calibri" w:hAnsi="Calibri" w:cs="Calibri"/>
-          <w:bCs/>
-          <w:sz w:val="24"/>
-          <w:szCs w:val="28"/>
-        </w:rPr>
-        <w:t xml:space="preserve"> </w:t>
-      </w:r>
-      <w:r>
-        <w:rPr>
-          <w:rFonts w:ascii="Calibri" w:hAnsi="Calibri" w:cs="Calibri"/>
-          <w:bCs/>
-          <w:sz w:val="24"/>
-          <w:szCs w:val="28"/>
-        </w:rPr>
-        <w:t>| Selected Entry</w:t>
+        <w:t>The Rookies | 2024 | Selected Entry</w:t>
       </w:r>
     </w:p>
     <w:p>
@@ -3291,6 +3249,7 @@
   <w:style w:type="character" w:default="1" w:styleId="DefaultParagraphFont">
     <w:name w:val="Default Paragraph Font"/>
     <w:uiPriority w:val="1"/>
+    <w:semiHidden/>
     <w:unhideWhenUsed/>
   </w:style>
   <w:style w:type="table" w:default="1" w:styleId="TableNormal">
